--- a/application/Eldar_Smagulov_SerpApi_Junior_Fullstack_CV.docx
+++ b/application/Eldar_Smagulov_SerpApi_Junior_Fullstack_CV.docx
@@ -106,12 +106,12 @@
         <w:rPr>
           <w:b/>
         </w:rPr>
-        <w:t>SearchScope — Search Intelligence &amp; API Analytics Platform | Local implementation</w:t>
+        <w:t>SearchScope — Search Intelligence &amp; API Analytics Platform | Personal project</w:t>
       </w:r>
     </w:p>
     <w:p>
       <w:r>
-        <w:t>Publication target: https://github.com/rokerblym/searchscope</w:t>
+        <w:t>Repository: https://github.com/rokerblym/searchscope</w:t>
       </w:r>
     </w:p>
     <w:p>

--- a/application/Eldar_Smagulov_SerpApi_Junior_Fullstack_CV.docx
+++ b/application/Eldar_Smagulov_SerpApi_Junior_Fullstack_CV.docx
@@ -135,7 +135,7 @@
         <w:ind w:left="202" w:hanging="144"/>
       </w:pPr>
       <w:r>
-        <w:t>• Local validation: 79 RSpec examples and 47 Vitest tests passing; frontend linting, TypeScript checks, and production build. Docker setup and GitHub Actions configuration included.</w:t>
+        <w:t>• Local tests: 103 RSpec examples and 47 Vitest tests passing; HTTPS browser checks and production Docker build verified. A prior published revision passed four GitHub Actions jobs.</w:t>
       </w:r>
     </w:p>
     <w:p>

--- a/application/Eldar_Smagulov_SerpApi_Junior_Fullstack_CV.docx
+++ b/application/Eldar_Smagulov_SerpApi_Junior_Fullstack_CV.docx
@@ -135,7 +135,7 @@
         <w:ind w:left="202" w:hanging="144"/>
       </w:pPr>
       <w:r>
-        <w:t>• Local tests: 103 RSpec examples and 47 Vitest tests passing; HTTPS browser checks and production Docker build verified. A prior published revision passed four GitHub Actions jobs.</w:t>
+        <w:t>• Local tests: 103 RSpec examples and 47 Vitest tests passing; HTTPS browser checks and production Docker build verified. GitHub Actions passed all five jobs, including production image builds.</w:t>
       </w:r>
     </w:p>
     <w:p>
